--- a/DV/IAVD_SRS_2.1_kodirovki_eskiz.docx
+++ b/DV/IAVD_SRS_2.1_kodirovki_eskiz.docx
@@ -86,7 +86,7 @@
         <w:t xml:space="preserve">Группа: </w:t>
       </w:r>
       <w:r>
-        <w:t>____________</w:t>
+        <w:t>5130201/40101</w:t>
       </w:r>
     </w:p>
     <w:p>
